--- a/docs/用户使用说明-embeded-web-v2.docx
+++ b/docs/用户使用说明-embeded-web-v2.docx
@@ -1034,7 +1034,7 @@
               <w:fldChar w:fldCharType="separate"/>
             </w:r>
             <w:r>
-              <w:t>11</w:t>
+              <w:t>12</w:t>
             </w:r>
             <w:r>
               <w:fldChar w:fldCharType="end"/>
@@ -1069,7 +1069,7 @@
               <w:fldChar w:fldCharType="separate"/>
             </w:r>
             <w:r>
-              <w:t>11</w:t>
+              <w:t>12</w:t>
             </w:r>
             <w:r>
               <w:fldChar w:fldCharType="end"/>
@@ -1211,7 +1211,7 @@
               <w:fldChar w:fldCharType="separate"/>
             </w:r>
             <w:r>
-              <w:t>13</w:t>
+              <w:t>14</w:t>
             </w:r>
             <w:r>
               <w:fldChar w:fldCharType="end"/>
@@ -4526,6 +4526,336 @@
           <w:szCs w:val="18"/>
         </w:rPr>
         <w:t xml:space="preserve">图 6-1 系统日志查看</w:t>
+      </w:r>
+    </w:p>
+    <w:p>
+      <w:pPr>
+        <w:spacing w:after="60" w:line="312"/>
+        <w:ind w:firstLine="480"/>
+        <w:jc w:val="both"/>
+      </w:pPr>
+      <w:r>
+        <w:rPr>
+          <w:rFonts w:ascii="Calibri" w:eastAsia="SimHei"/>
+          <w:b/>
+          <w:bCs/>
+          <w:color w:val="000000"/>
+          <w:sz w:val="24"/>
+          <w:szCs w:val="24"/>
+        </w:rPr>
+        <w:t xml:space="preserve">四种日志源的含义如下：</w:t>
+      </w:r>
+      <w:r>
+        <w:rPr>
+          <w:rFonts w:ascii="Calibri" w:eastAsia="SimSun"/>
+          <w:color w:val="000000"/>
+          <w:sz w:val="24"/>
+          <w:szCs w:val="24"/>
+        </w:rPr>
+        <w:t xml:space="preserve">前两种看授时链路，后两种看网页服务。</w:t>
+      </w:r>
+    </w:p>
+    <w:p>
+      <w:pPr>
+        <w:keepNext/>
+        <w:spacing w:after="80" w:before="120"/>
+      </w:pPr>
+      <w:r>
+        <w:rPr>
+          <w:rFonts w:ascii="Calibri" w:eastAsia="SimHei"/>
+          <w:b/>
+          <w:bCs/>
+          <w:color w:val="333333"/>
+          <w:sz w:val="21"/>
+          <w:szCs w:val="21"/>
+        </w:rPr>
+        <w:t xml:space="preserve">表 6-1 四种日志源含义</w:t>
+      </w:r>
+    </w:p>
+    <w:tbl>
+      <w:tblPr>
+        <w:tblW w:type="pct" w:w="100%"/>
+        <w:tblBorders>
+          <w:top w:val="single" w:color="529286" w:sz="4"/>
+          <w:left w:val="none" w:color="FFFFFF" w:sz="0"/>
+          <w:bottom w:val="single" w:color="529286" w:sz="4"/>
+          <w:right w:val="none" w:color="FFFFFF" w:sz="0"/>
+          <w:insideH w:val="single" w:color="BECFCC" w:sz="1"/>
+          <w:insideV w:val="none" w:color="FFFFFF" w:sz="0"/>
+        </w:tblBorders>
+        <w:tblLayout w:type="fixed"/>
+      </w:tblPr>
+      <w:tblGrid>
+        <w:gridCol w:w="100"/>
+        <w:gridCol w:w="100"/>
+      </w:tblGrid>
+      <w:tr>
+        <w:trPr>
+          <w:cantSplit/>
+          <w:tblHeader/>
+        </w:trPr>
+        <w:tc>
+          <w:tcPr>
+            <w:tcW w:type="pct" w:w="24%"/>
+            <w:shd w:fill="529286" w:val="clear"/>
+            <w:tcMar>
+              <w:top w:type="dxa" w:w="60"/>
+              <w:left w:type="dxa" w:w="120"/>
+              <w:bottom w:type="dxa" w:w="60"/>
+              <w:right w:type="dxa" w:w="120"/>
+            </w:tcMar>
+          </w:tcPr>
+          <w:p>
+            <w:r>
+              <w:rPr>
+                <w:rFonts w:ascii="Calibri" w:eastAsia="SimHei"/>
+                <w:b/>
+                <w:bCs/>
+                <w:color w:val="FFFFFF"/>
+                <w:sz w:val="21"/>
+                <w:szCs w:val="21"/>
+              </w:rPr>
+              <w:t xml:space="preserve">日志源</w:t>
+            </w:r>
+          </w:p>
+        </w:tc>
+        <w:tc>
+          <w:tcPr>
+            <w:tcW w:type="pct" w:w="76%"/>
+            <w:shd w:fill="529286" w:val="clear"/>
+            <w:tcMar>
+              <w:top w:type="dxa" w:w="60"/>
+              <w:left w:type="dxa" w:w="120"/>
+              <w:bottom w:type="dxa" w:w="60"/>
+              <w:right w:type="dxa" w:w="120"/>
+            </w:tcMar>
+          </w:tcPr>
+          <w:p>
+            <w:r>
+              <w:rPr>
+                <w:rFonts w:ascii="Calibri" w:eastAsia="SimHei"/>
+                <w:b/>
+                <w:bCs/>
+                <w:color w:val="FFFFFF"/>
+                <w:sz w:val="21"/>
+                <w:szCs w:val="21"/>
+              </w:rPr>
+              <w:t xml:space="preserve">含义与用途</w:t>
+            </w:r>
+          </w:p>
+        </w:tc>
+      </w:tr>
+      <w:tr>
+        <w:trPr>
+          <w:cantSplit/>
+        </w:trPr>
+        <w:tc>
+          <w:tcPr>
+            <w:tcW w:type="pct" w:w="24%"/>
+            <w:tcMar>
+              <w:top w:type="dxa" w:w="60"/>
+              <w:left w:type="dxa" w:w="120"/>
+              <w:bottom w:type="dxa" w:w="60"/>
+              <w:right w:type="dxa" w:w="120"/>
+            </w:tcMar>
+          </w:tcPr>
+          <w:p>
+            <w:r>
+              <w:rPr>
+                <w:rFonts w:ascii="Calibri" w:eastAsia="SimSun"/>
+                <w:color w:val="000000"/>
+                <w:sz w:val="21"/>
+                <w:szCs w:val="21"/>
+              </w:rPr>
+              <w:t xml:space="preserve">授时守护进程（当日）</w:t>
+            </w:r>
+          </w:p>
+        </w:tc>
+        <w:tc>
+          <w:tcPr>
+            <w:tcW w:type="pct" w:w="76%"/>
+            <w:tcMar>
+              <w:top w:type="dxa" w:w="60"/>
+              <w:left w:type="dxa" w:w="120"/>
+              <w:bottom w:type="dxa" w:w="60"/>
+              <w:right w:type="dxa" w:w="120"/>
+            </w:tcMar>
+          </w:tcPr>
+          <w:p>
+            <w:r>
+              <w:rPr>
+                <w:rFonts w:ascii="Calibri" w:eastAsia="SimSun"/>
+                <w:color w:val="000000"/>
+                <w:sz w:val="21"/>
+                <w:szCs w:val="21"/>
+              </w:rPr>
+              <w:t xml:space="preserve">pps_tod 当天运行日志。每分钟一条 STAT 统计汇总（合格样本数、偏移、门控/无沿/坏报文计数）及启动、粗同步、守卫启停等关键事件；巡检授时链路健康时看这里，正常为 n≈60、offset 微秒级。</w:t>
+            </w:r>
+          </w:p>
+        </w:tc>
+      </w:tr>
+      <w:tr>
+        <w:trPr>
+          <w:cantSplit/>
+        </w:trPr>
+        <w:tc>
+          <w:tcPr>
+            <w:tcW w:type="pct" w:w="24%"/>
+            <w:tcMar>
+              <w:top w:type="dxa" w:w="60"/>
+              <w:left w:type="dxa" w:w="120"/>
+              <w:bottom w:type="dxa" w:w="60"/>
+              <w:right w:type="dxa" w:w="120"/>
+            </w:tcMar>
+          </w:tcPr>
+          <w:p>
+            <w:r>
+              <w:rPr>
+                <w:rFonts w:ascii="Calibri" w:eastAsia="SimSun"/>
+                <w:color w:val="000000"/>
+                <w:sz w:val="21"/>
+                <w:szCs w:val="21"/>
+              </w:rPr>
+              <w:t xml:space="preserve">授时看门狗</w:t>
+            </w:r>
+          </w:p>
+        </w:tc>
+        <w:tc>
+          <w:tcPr>
+            <w:tcW w:type="pct" w:w="76%"/>
+            <w:tcMar>
+              <w:top w:type="dxa" w:w="60"/>
+              <w:left w:type="dxa" w:w="120"/>
+              <w:bottom w:type="dxa" w:w="60"/>
+              <w:right w:type="dxa" w:w="120"/>
+            </w:tcMar>
+          </w:tcPr>
+          <w:p>
+            <w:r>
+              <w:rPr>
+                <w:rFonts w:ascii="Calibri" w:eastAsia="SimSun"/>
+                <w:color w:val="000000"/>
+                <w:sz w:val="21"/>
+                <w:szCs w:val="21"/>
+              </w:rPr>
+              <w:t xml:space="preserve">pps_tod_watchdog 的动作日志。记录断流重启、参考丢失时的 DEGRADED 告警、NTP serving ON/OFF（授时守卫停答与恢复）等状态转换；排查客户端校时中断的时间点与恢复过程看这里。</w:t>
+            </w:r>
+          </w:p>
+        </w:tc>
+      </w:tr>
+      <w:tr>
+        <w:trPr>
+          <w:cantSplit/>
+        </w:trPr>
+        <w:tc>
+          <w:tcPr>
+            <w:tcW w:type="pct" w:w="24%"/>
+            <w:tcMar>
+              <w:top w:type="dxa" w:w="60"/>
+              <w:left w:type="dxa" w:w="120"/>
+              <w:bottom w:type="dxa" w:w="60"/>
+              <w:right w:type="dxa" w:w="120"/>
+            </w:tcMar>
+          </w:tcPr>
+          <w:p>
+            <w:r>
+              <w:rPr>
+                <w:rFonts w:ascii="Calibri" w:eastAsia="SimSun"/>
+                <w:color w:val="000000"/>
+                <w:sz w:val="21"/>
+                <w:szCs w:val="21"/>
+              </w:rPr>
+              <w:t xml:space="preserve">Web 服务器错误日志</w:t>
+            </w:r>
+          </w:p>
+        </w:tc>
+        <w:tc>
+          <w:tcPr>
+            <w:tcW w:type="pct" w:w="76%"/>
+            <w:tcMar>
+              <w:top w:type="dxa" w:w="60"/>
+              <w:left w:type="dxa" w:w="120"/>
+              <w:bottom w:type="dxa" w:w="60"/>
+              <w:right w:type="dxa" w:w="120"/>
+            </w:tcMar>
+          </w:tcPr>
+          <w:p>
+            <w:r>
+              <w:rPr>
+                <w:rFonts w:ascii="Calibri" w:eastAsia="SimSun"/>
+                <w:color w:val="000000"/>
+                <w:sz w:val="21"/>
+                <w:szCs w:val="21"/>
+              </w:rPr>
+              <w:t xml:space="preserve">lighttpd 的 error.log：配置错误、CGI 启动失败、证书/TLS 握手问题等异常。面板打不开或某功能报错时先查这里。</w:t>
+            </w:r>
+          </w:p>
+        </w:tc>
+      </w:tr>
+      <w:tr>
+        <w:trPr>
+          <w:cantSplit/>
+        </w:trPr>
+        <w:tc>
+          <w:tcPr>
+            <w:tcW w:type="pct" w:w="24%"/>
+            <w:tcMar>
+              <w:top w:type="dxa" w:w="60"/>
+              <w:left w:type="dxa" w:w="120"/>
+              <w:bottom w:type="dxa" w:w="60"/>
+              <w:right w:type="dxa" w:w="120"/>
+            </w:tcMar>
+          </w:tcPr>
+          <w:p>
+            <w:r>
+              <w:rPr>
+                <w:rFonts w:ascii="Calibri" w:eastAsia="SimSun"/>
+                <w:color w:val="000000"/>
+                <w:sz w:val="21"/>
+                <w:szCs w:val="21"/>
+              </w:rPr>
+              <w:t xml:space="preserve">Web 服务器访问日志</w:t>
+            </w:r>
+          </w:p>
+        </w:tc>
+        <w:tc>
+          <w:tcPr>
+            <w:tcW w:type="pct" w:w="76%"/>
+            <w:tcMar>
+              <w:top w:type="dxa" w:w="60"/>
+              <w:left w:type="dxa" w:w="120"/>
+              <w:bottom w:type="dxa" w:w="60"/>
+              <w:right w:type="dxa" w:w="120"/>
+            </w:tcMar>
+          </w:tcPr>
+          <w:p>
+            <w:r>
+              <w:rPr>
+                <w:rFonts w:ascii="Calibri" w:eastAsia="SimSun"/>
+                <w:color w:val="000000"/>
+                <w:sz w:val="21"/>
+                <w:szCs w:val="21"/>
+              </w:rPr>
+              <w:t xml:space="preserve">lighttpd 的 access.log，记录每次 HTTP/HTTPS 请求（来源 IP、时间、页面、返回码）。确认访问情况与排查浏览器端访问问题（跳转、404 等）的依据。</w:t>
+            </w:r>
+          </w:p>
+        </w:tc>
+      </w:tr>
+    </w:tbl>
+    <w:p>
+      <w:pPr>
+        <w:spacing w:after="60" w:line="312"/>
+        <w:ind w:firstLine="480"/>
+        <w:jc w:val="both"/>
+      </w:pPr>
+      <w:r>
+        <w:rPr>
+          <w:rFonts w:ascii="Calibri" w:eastAsia="SimSun"/>
+          <w:color w:val="000000"/>
+          <w:sz w:val="24"/>
+          <w:szCs w:val="24"/>
+        </w:rPr>
+        <w:t xml:space="preserve">异常处置的定位顺序：先看门狗（是否有断流/停答动作）、再看 Web 错误日志、最后看访问日志。日常巡检只需关注第一种日志的 STAT 汇总行。</w:t>
       </w:r>
     </w:p>
     <w:p>
